--- a/FuentesCurso/UD 06. Docker Compose/UD 06.05 - Caso practico 03 - Whisper AI y Web Whisper.docx
+++ b/FuentesCurso/UD 06. Docker Compose/UD 06.05 - Caso practico 03 - Whisper AI y Web Whisper.docx
@@ -291,7 +291,7 @@
           <w:szCs w:val="32"/>
           <w:rtl w:val="0"/>
         </w:rPr>
-        <w:t xml:space="preserve">Actualizado Enero 2026</w:t>
+        <w:t xml:space="preserve">Actualizado Febrero 2026</w:t>
       </w:r>
     </w:p>
     <w:p>
@@ -604,7 +604,7 @@
     </w:p>
     <w:sdt>
       <w:sdtPr>
-        <w:id w:val="-682796006"/>
+        <w:id w:val="832740632"/>
         <w:docPartObj>
           <w:docPartGallery w:val="Table of Contents"/>
           <w:docPartUnique w:val="1"/>
@@ -871,7 +871,7 @@
             <w:u w:val="single"/>
             <w:rtl w:val="0"/>
           </w:rPr>
-          <w:t xml:space="preserve">https://codeberg.org/pluja/web-whisper</w:t>
+          <w:t xml:space="preserve">https://github.com/pluja/whishper</w:t>
         </w:r>
       </w:hyperlink>
       <w:r>
@@ -890,7 +890,7 @@
         <w:rPr>
           <w:rtl w:val="0"/>
         </w:rPr>
-        <w:t xml:space="preserve">En este caso práctico vamos a poner en marcha una versión Dockerizada extraido de su repositorio siguiendo las instrucciones de </w:t>
+        <w:t xml:space="preserve">En este caso práctico vamos a poner en marcha una versión Dockerizada extraído de su repositorio siguiendo las instrucciones de </w:t>
       </w:r>
       <w:hyperlink r:id="rId10">
         <w:r>
@@ -899,9 +899,20 @@
             <w:u w:val="single"/>
             <w:rtl w:val="0"/>
           </w:rPr>
-          <w:t xml:space="preserve">https://codeberg.org/pluja/web-whisper/wiki/Self-Hosting</w:t>
+          <w:t xml:space="preserve">https://github.com/pluja/whishper</w:t>
         </w:r>
       </w:hyperlink>
+      <w:r>
+        <w:rPr>
+          <w:rtl w:val="0"/>
+        </w:rPr>
+      </w:r>
+    </w:p>
+    <w:p>
+      <w:pPr>
+        <w:pageBreakBefore w:val="0"/>
+        <w:rPr/>
+      </w:pPr>
       <w:r>
         <w:rPr>
           <w:rtl w:val="0"/>
@@ -1021,7 +1032,7 @@
                 <w:shd w:fill="f8f8f8" w:val="clear"/>
                 <w:rtl w:val="0"/>
               </w:rPr>
-              <w:t xml:space="preserve"> https://codeberg.org/pluja/web-whisper</w:t>
+              <w:t xml:space="preserve"> https://github.com/pluja/whishper</w:t>
             </w:r>
             <w:r>
               <w:rPr>
@@ -1035,21 +1046,20 @@
     <w:p>
       <w:pPr>
         <w:pageBreakBefore w:val="0"/>
-        <w:rPr/>
-      </w:pPr>
-      <w:r>
         <w:rPr>
           <w:b w:val="1"/>
           <w:bCs w:val="1"/>
-          <w:rtl w:val="0"/>
-        </w:rPr>
-        <w:t xml:space="preserve">Nota:</w:t>
-      </w:r>
-      <w:r>
-        <w:rPr>
-          <w:rtl w:val="0"/>
-        </w:rPr>
-        <w:t xml:space="preserve"> en el curso os proporcionamos el resultado de clonar este repositorio en un fichero .zip.</w:t>
+          <w:u w:val="single"/>
+        </w:rPr>
+      </w:pPr>
+      <w:r>
+        <w:rPr>
+          <w:b w:val="1"/>
+          <w:bCs w:val="1"/>
+          <w:u w:val="single"/>
+          <w:rtl w:val="0"/>
+        </w:rPr>
+        <w:t xml:space="preserve">Nota: en el curso os proporcionamos el resultado de clonar este repositorio en un fichero .zip, si os da algún problema, utilizad este.</w:t>
       </w:r>
     </w:p>
     <w:p>
